--- a/docs/03_API/API_SPEC.md.docx
+++ b/docs/03_API/API_SPEC.md.docx
@@ -9404,7 +9404,7 @@
     </w:p>
     <w:p>
       <w:r>
-        <w:t xml:space="preserve">Not found: `RESOURCE_NOT_FOUND` (404) — returned identically whether `organizationId` does not exist or the caller has no ACTIVE membership in it (matches the established Retrieve User, §23, non-enumeration precedent), so a caller can never distinguish the two.</w:t>
+        <w:t xml:space="preserve">Not found: `RESOURCE_NOT_FOUND` (404) — returned identically whether `organizationId` does not exist or the caller has no ACTIVE membership in it (a platform-privileged caller is the exception for an existing organization; see Platform visibility under Enforcement of Organization Status) (matches the established Retrieve User, §23, non-enumeration precedent), so a caller can never distinguish the two.</w:t>
       </w:r>
     </w:p>
     <w:p>
@@ -9749,7 +9749,7 @@
     </w:p>
     <w:p>
       <w:r>
-        <w:t xml:space="preserve">Returns every Organization where the caller holds an ACTIVE membership (STORY-003-002; EPIC_003_ORGANIZATIONS.md).</w:t>
+        <w:t xml:space="preserve">Returns every Organization where the caller holds an ACTIVE membership (STORY-003-002; EPIC_003_ORGANIZATIONS.md). A platform-privileged caller instead receives every Organization, including SUSPENDED ones (STORY-003-004; see "Platform visibility" under Enforcement of Organization Status).</w:t>
       </w:r>
     </w:p>
     <w:p>
@@ -9799,7 +9799,7 @@
     </w:p>
     <w:p>
       <w:r>
-        <w:t xml:space="preserve">Tenancy / visibility: the result set contains exactly the Organizations where the caller's membership is ACTIVE, including the SYSTEM organization when the caller's membership there is ACTIVE — SYSTEM and PARTNER follow the identical visibility rule, with no type-based exception. SUSPENDED and REMOVED memberships are excluded: an Organization the caller is a member of but not ACTIVE in does not appear in the result. No Organization is ever visible merely because it exists or because the caller is authenticated.</w:t>
+        <w:t xml:space="preserve">Tenancy / visibility: for a caller who is not platform-privileged, the result set contains exactly the Organizations where the caller's membership is ACTIVE, including the SYSTEM organization when the caller's membership there is ACTIVE — SYSTEM and PARTNER follow the identical visibility rule, with no type-based exception. SUSPENDED and REMOVED memberships are excluded: an Organization the caller is a member of but not ACTIVE in does not appear in the result. No Organization is ever visible merely because it exists or because the caller is authenticated.</w:t>
       </w:r>
     </w:p>
     <w:p>
@@ -10004,7 +10004,212 @@
     </w:p>
     <w:p>
       <w:r>
-        <w:t xml:space="preserve">Enables an organization.</w:t>
+        <w:t xml:space="preserve">Enables a SUSPENDED Organization so that its members and platform-privileged users can access it again. Sets `organization_status` to `ACTIVE`. Does not modify memberships, roles, or any other Organization field. Each actual status change is audit-logged (see "Audit Record" below). STORY-003-004; EPIC_003_ORGANIZATIONS.md.</w:t>
+      </w:r>
+    </w:p>
+    <w:p>
+      <w:r>
+        <w:t xml:space="preserve"/>
+      </w:r>
+    </w:p>
+    <w:p>
+      <w:r>
+        <w:t xml:space="preserve">### POST /api/v1/management/organizations/:organizationId/activate</w:t>
+      </w:r>
+    </w:p>
+    <w:p>
+      <w:r>
+        <w:t xml:space="preserve"/>
+      </w:r>
+    </w:p>
+    <w:p>
+      <w:r>
+        <w:t xml:space="preserve">Purpose: Set an Organization's `organization_status` to `ACTIVE`.</w:t>
+      </w:r>
+    </w:p>
+    <w:p>
+      <w:r>
+        <w:t xml:space="preserve"/>
+      </w:r>
+    </w:p>
+    <w:p>
+      <w:r>
+        <w:t xml:space="preserve">Authentication requirement: Required (valid session, Bearer token).</w:t>
+      </w:r>
+    </w:p>
+    <w:p>
+      <w:r>
+        <w:t xml:space="preserve"/>
+      </w:r>
+    </w:p>
+    <w:p>
+      <w:r>
+        <w:t xml:space="preserve">Authorization requirement: caller must be platform-privileged (see "Platform Privilege Definition" below). Platform privilege is a distinct path from the target Organization's membership: the caller does not need any membership in the target Organization. No new role is introduced.</w:t>
+      </w:r>
+    </w:p>
+    <w:p>
+      <w:r>
+        <w:t xml:space="preserve"/>
+      </w:r>
+    </w:p>
+    <w:p>
+      <w:r>
+        <w:t xml:space="preserve">Path parameters: `organizationId` (required, UUID).</w:t>
+      </w:r>
+    </w:p>
+    <w:p>
+      <w:r>
+        <w:t xml:space="preserve"/>
+      </w:r>
+    </w:p>
+    <w:p>
+      <w:r>
+        <w:t xml:space="preserve">Request body: none.</w:t>
+      </w:r>
+    </w:p>
+    <w:p>
+      <w:r>
+        <w:t xml:space="preserve"/>
+      </w:r>
+    </w:p>
+    <w:p>
+      <w:r>
+        <w:t xml:space="preserve">Concealment: a caller who is not platform-privileged and holds no ACTIVE membership in the target receives `RESOURCE_NOT_FOUND` (404). A caller who holds an ACTIVE membership in the target but is not platform-privileged receives `FORBIDDEN` (403). A nonexistent `organizationId` returns `RESOURCE_NOT_FOUND` (404) to every caller who is not platform-privileged. These 404 responses are byte-identical.</w:t>
+      </w:r>
+    </w:p>
+    <w:p>
+      <w:r>
+        <w:t xml:space="preserve"/>
+      </w:r>
+    </w:p>
+    <w:p>
+      <w:r>
+        <w:t xml:space="preserve">Target rules:</w:t>
+      </w:r>
+    </w:p>
+    <w:p>
+      <w:r>
+        <w:t xml:space="preserve">- The SYSTEM organization cannot be activated. The request returns `RESOURCE_NOT_FOUND` (404), byte-identical to the nonexistent-organization response.</w:t>
+      </w:r>
+    </w:p>
+    <w:p>
+      <w:r>
+        <w:t xml:space="preserve">- Activating an Organization whose status is already `ACTIVE` is idempotent: it returns `200 OK` with the current state, performs no write, and writes no audit record.</w:t>
+      </w:r>
+    </w:p>
+    <w:p>
+      <w:r>
+        <w:t xml:space="preserve">- A SUSPENDED Organization can be activated. The suspension check (see "Enforcement of Organization Status") does not apply to this endpoint.</w:t>
+      </w:r>
+    </w:p>
+    <w:p>
+      <w:r>
+        <w:t xml:space="preserve"/>
+      </w:r>
+    </w:p>
+    <w:p>
+      <w:r>
+        <w:t xml:space="preserve">Success status: `200 OK`:</w:t>
+      </w:r>
+    </w:p>
+    <w:p>
+      <w:r>
+        <w:t xml:space="preserve"/>
+      </w:r>
+    </w:p>
+    <w:p>
+      <w:r>
+        <w:t xml:space="preserve">```json</w:t>
+      </w:r>
+    </w:p>
+    <w:p>
+      <w:r>
+        <w:t xml:space="preserve">{</w:t>
+      </w:r>
+    </w:p>
+    <w:p>
+      <w:r>
+        <w:t xml:space="preserve">  "success": true,</w:t>
+      </w:r>
+    </w:p>
+    <w:p>
+      <w:r>
+        <w:t xml:space="preserve">  "data": {</w:t>
+      </w:r>
+    </w:p>
+    <w:p>
+      <w:r>
+        <w:t xml:space="preserve">    "id": "uuid",</w:t>
+      </w:r>
+    </w:p>
+    <w:p>
+      <w:r>
+        <w:t xml:space="preserve">    "organization_status": "ACTIVE"</w:t>
+      </w:r>
+    </w:p>
+    <w:p>
+      <w:r>
+        <w:t xml:space="preserve">  }</w:t>
+      </w:r>
+    </w:p>
+    <w:p>
+      <w:r>
+        <w:t xml:space="preserve">}</w:t>
+      </w:r>
+    </w:p>
+    <w:p>
+      <w:r>
+        <w:t xml:space="preserve">```</w:t>
+      </w:r>
+    </w:p>
+    <w:p>
+      <w:r>
+        <w:t xml:space="preserve"/>
+      </w:r>
+    </w:p>
+    <w:p>
+      <w:r>
+        <w:t xml:space="preserve">Validation errors: `VALIDATION_ERROR` (422), for a malformed `organizationId` (not a valid UUID).</w:t>
+      </w:r>
+    </w:p>
+    <w:p>
+      <w:r>
+        <w:t xml:space="preserve"/>
+      </w:r>
+    </w:p>
+    <w:p>
+      <w:r>
+        <w:t xml:space="preserve">Authentication errors: `UNAUTHORIZED` (401).</w:t>
+      </w:r>
+    </w:p>
+    <w:p>
+      <w:r>
+        <w:t xml:space="preserve"/>
+      </w:r>
+    </w:p>
+    <w:p>
+      <w:r>
+        <w:t xml:space="preserve">Authorization errors: `FORBIDDEN` (403), for a caller who holds an ACTIVE membership in the target but is not platform-privileged.</w:t>
+      </w:r>
+    </w:p>
+    <w:p>
+      <w:r>
+        <w:t xml:space="preserve"/>
+      </w:r>
+    </w:p>
+    <w:p>
+      <w:r>
+        <w:t xml:space="preserve">Not found: `RESOURCE_NOT_FOUND` (404), see Concealment and Target rules above.</w:t>
+      </w:r>
+    </w:p>
+    <w:p>
+      <w:r>
+        <w:t xml:space="preserve"/>
+      </w:r>
+    </w:p>
+    <w:p>
+      <w:r>
+        <w:t xml:space="preserve">Unexpected failures: `INTERNAL_SERVER_ERROR` (500), never leaking internal causes.</w:t>
       </w:r>
     </w:p>
     <w:p>
@@ -10034,22 +10239,497 @@
     </w:p>
     <w:p>
       <w:r>
-        <w:t xml:space="preserve">Disables an organization.</w:t>
-      </w:r>
-    </w:p>
-    <w:p>
-      <w:r>
-        <w:t xml:space="preserve"/>
-      </w:r>
-    </w:p>
-    <w:p>
-      <w:r>
-        <w:t xml:space="preserve">Suspended organizations cannot access the platform.</w:t>
-      </w:r>
-    </w:p>
-    <w:p>
-      <w:r>
-        <w:t xml:space="preserve"/>
+        <w:t xml:space="preserve">Disables an Organization. Sets `organization_status` to `SUSPENDED`. While suspended, every organization-scoped endpoint denies the request with `ORGANIZATION_SUSPENDED` (403), for members and platform-privileged users alike (see "Enforcement of Organization Status" below). Memberships, roles, and data are not modified or deleted. Each actual status change is audit-logged (see "Audit Record" below). STORY-003-004; EPIC_003_ORGANIZATIONS.md.</w:t>
+      </w:r>
+    </w:p>
+    <w:p>
+      <w:r>
+        <w:t xml:space="preserve"/>
+      </w:r>
+    </w:p>
+    <w:p>
+      <w:r>
+        <w:t xml:space="preserve">### POST /api/v1/management/organizations/:organizationId/suspend</w:t>
+      </w:r>
+    </w:p>
+    <w:p>
+      <w:r>
+        <w:t xml:space="preserve"/>
+      </w:r>
+    </w:p>
+    <w:p>
+      <w:r>
+        <w:t xml:space="preserve">Purpose: Set an Organization's `organization_status` to `SUSPENDED`.</w:t>
+      </w:r>
+    </w:p>
+    <w:p>
+      <w:r>
+        <w:t xml:space="preserve"/>
+      </w:r>
+    </w:p>
+    <w:p>
+      <w:r>
+        <w:t xml:space="preserve">Authentication requirement: Required (valid session, Bearer token).</w:t>
+      </w:r>
+    </w:p>
+    <w:p>
+      <w:r>
+        <w:t xml:space="preserve"/>
+      </w:r>
+    </w:p>
+    <w:p>
+      <w:r>
+        <w:t xml:space="preserve">Authorization requirement: identical to Activate Organization. Caller must be platform-privileged. No membership in the target Organization is required.</w:t>
+      </w:r>
+    </w:p>
+    <w:p>
+      <w:r>
+        <w:t xml:space="preserve"/>
+      </w:r>
+    </w:p>
+    <w:p>
+      <w:r>
+        <w:t xml:space="preserve">Path parameters: `organizationId` (required, UUID).</w:t>
+      </w:r>
+    </w:p>
+    <w:p>
+      <w:r>
+        <w:t xml:space="preserve"/>
+      </w:r>
+    </w:p>
+    <w:p>
+      <w:r>
+        <w:t xml:space="preserve">Request body: none.</w:t>
+      </w:r>
+    </w:p>
+    <w:p>
+      <w:r>
+        <w:t xml:space="preserve"/>
+      </w:r>
+    </w:p>
+    <w:p>
+      <w:r>
+        <w:t xml:space="preserve">Concealment: identical to Activate Organization.</w:t>
+      </w:r>
+    </w:p>
+    <w:p>
+      <w:r>
+        <w:t xml:space="preserve"/>
+      </w:r>
+    </w:p>
+    <w:p>
+      <w:r>
+        <w:t xml:space="preserve">Target rules:</w:t>
+      </w:r>
+    </w:p>
+    <w:p>
+      <w:r>
+        <w:t xml:space="preserve">- The SYSTEM organization cannot be suspended. The request returns `RESOURCE_NOT_FOUND` (404), byte-identical to the nonexistent-organization response.</w:t>
+      </w:r>
+    </w:p>
+    <w:p>
+      <w:r>
+        <w:t xml:space="preserve">- Suspending an Organization whose status is already `SUSPENDED` is idempotent: it returns `200 OK` with the current state, performs no write, and writes no audit record.</w:t>
+      </w:r>
+    </w:p>
+    <w:p>
+      <w:r>
+        <w:t xml:space="preserve"/>
+      </w:r>
+    </w:p>
+    <w:p>
+      <w:r>
+        <w:t xml:space="preserve">Success status: `200 OK`:</w:t>
+      </w:r>
+    </w:p>
+    <w:p>
+      <w:r>
+        <w:t xml:space="preserve"/>
+      </w:r>
+    </w:p>
+    <w:p>
+      <w:r>
+        <w:t xml:space="preserve">```json</w:t>
+      </w:r>
+    </w:p>
+    <w:p>
+      <w:r>
+        <w:t xml:space="preserve">{</w:t>
+      </w:r>
+    </w:p>
+    <w:p>
+      <w:r>
+        <w:t xml:space="preserve">  "success": true,</w:t>
+      </w:r>
+    </w:p>
+    <w:p>
+      <w:r>
+        <w:t xml:space="preserve">  "data": {</w:t>
+      </w:r>
+    </w:p>
+    <w:p>
+      <w:r>
+        <w:t xml:space="preserve">    "id": "uuid",</w:t>
+      </w:r>
+    </w:p>
+    <w:p>
+      <w:r>
+        <w:t xml:space="preserve">    "organization_status": "SUSPENDED"</w:t>
+      </w:r>
+    </w:p>
+    <w:p>
+      <w:r>
+        <w:t xml:space="preserve">  }</w:t>
+      </w:r>
+    </w:p>
+    <w:p>
+      <w:r>
+        <w:t xml:space="preserve">}</w:t>
+      </w:r>
+    </w:p>
+    <w:p>
+      <w:r>
+        <w:t xml:space="preserve">```</w:t>
+      </w:r>
+    </w:p>
+    <w:p>
+      <w:r>
+        <w:t xml:space="preserve"/>
+      </w:r>
+    </w:p>
+    <w:p>
+      <w:r>
+        <w:t xml:space="preserve">Validation errors: `VALIDATION_ERROR` (422), for a malformed `organizationId` (not a valid UUID).</w:t>
+      </w:r>
+    </w:p>
+    <w:p>
+      <w:r>
+        <w:t xml:space="preserve"/>
+      </w:r>
+    </w:p>
+    <w:p>
+      <w:r>
+        <w:t xml:space="preserve">Authentication errors: `UNAUTHORIZED` (401).</w:t>
+      </w:r>
+    </w:p>
+    <w:p>
+      <w:r>
+        <w:t xml:space="preserve"/>
+      </w:r>
+    </w:p>
+    <w:p>
+      <w:r>
+        <w:t xml:space="preserve">Authorization errors: `FORBIDDEN` (403), for a caller who holds an ACTIVE membership in the target but is not platform-privileged.</w:t>
+      </w:r>
+    </w:p>
+    <w:p>
+      <w:r>
+        <w:t xml:space="preserve"/>
+      </w:r>
+    </w:p>
+    <w:p>
+      <w:r>
+        <w:t xml:space="preserve">Not found: `RESOURCE_NOT_FOUND` (404), see Concealment and Target rules above.</w:t>
+      </w:r>
+    </w:p>
+    <w:p>
+      <w:r>
+        <w:t xml:space="preserve"/>
+      </w:r>
+    </w:p>
+    <w:p>
+      <w:r>
+        <w:t xml:space="preserve">Unexpected failures: `INTERNAL_SERVER_ERROR` (500), never leaking internal causes.</w:t>
+      </w:r>
+    </w:p>
+    <w:p>
+      <w:r>
+        <w:t xml:space="preserve"/>
+      </w:r>
+    </w:p>
+    <w:p>
+      <w:r>
+        <w:t xml:space="preserve">---</w:t>
+      </w:r>
+    </w:p>
+    <w:p>
+      <w:r>
+        <w:t xml:space="preserve"/>
+      </w:r>
+    </w:p>
+    <w:p>
+      <w:r>
+        <w:t xml:space="preserve">## Enforcement of Organization Status</w:t>
+      </w:r>
+    </w:p>
+    <w:p>
+      <w:r>
+        <w:t xml:space="preserve"/>
+      </w:r>
+    </w:p>
+    <w:p>
+      <w:r>
+        <w:t xml:space="preserve">Applies to every organization-scoped endpoint: Retrieve Organization, Update Organization, Retrieve and Update Organization Branding, Retrieve and Update Organization Settings, and any future organization-scoped endpoint.</w:t>
+      </w:r>
+    </w:p>
+    <w:p>
+      <w:r>
+        <w:t xml:space="preserve"/>
+      </w:r>
+    </w:p>
+    <w:p>
+      <w:r>
+        <w:t xml:space="preserve">Order of checks: authentication, then the endpoint's existing authorization and concealment checks (membership or role, returning `RESOURCE_NOT_FOUND` or `FORBIDDEN` as specified for that endpoint), then, for the owner-scoped endpoints (Update Organization, Retrieve and Update Organization Branding, Retrieve and Update Organization Settings), the SYSTEM-organization normalization, and only then the status check. Retrieve Organization has no SYSTEM normalization; SYSTEM follows the visibility rule above. A caller who would receive `RESOURCE_NOT_FOUND` for an ACTIVE organization receives the same `RESOURCE_NOT_FOUND` for a SUSPENDED organization. Suspension therefore never reveals whether an Organization exists to a caller who has no access to it.</w:t>
+      </w:r>
+    </w:p>
+    <w:p>
+      <w:r>
+        <w:t xml:space="preserve"/>
+      </w:r>
+    </w:p>
+    <w:p>
+      <w:r>
+        <w:t xml:space="preserve">When an Organization's `organization_status` is `SUSPENDED` and the caller has passed the checks above, the endpoint returns:</w:t>
+      </w:r>
+    </w:p>
+    <w:p>
+      <w:r>
+        <w:t xml:space="preserve"/>
+      </w:r>
+    </w:p>
+    <w:p>
+      <w:r>
+        <w:t xml:space="preserve">```json</w:t>
+      </w:r>
+    </w:p>
+    <w:p>
+      <w:r>
+        <w:t xml:space="preserve">{</w:t>
+      </w:r>
+    </w:p>
+    <w:p>
+      <w:r>
+        <w:t xml:space="preserve">  "success": false,</w:t>
+      </w:r>
+    </w:p>
+    <w:p>
+      <w:r>
+        <w:t xml:space="preserve">  "error": {</w:t>
+      </w:r>
+    </w:p>
+    <w:p>
+      <w:r>
+        <w:t xml:space="preserve">    "code": "ORGANIZATION_SUSPENDED",</w:t>
+      </w:r>
+    </w:p>
+    <w:p>
+      <w:r>
+        <w:t xml:space="preserve">    "message": "This organization is suspended."</w:t>
+      </w:r>
+    </w:p>
+    <w:p>
+      <w:r>
+        <w:t xml:space="preserve">  }</w:t>
+      </w:r>
+    </w:p>
+    <w:p>
+      <w:r>
+        <w:t xml:space="preserve">}</w:t>
+      </w:r>
+    </w:p>
+    <w:p>
+      <w:r>
+        <w:t xml:space="preserve">```</w:t>
+      </w:r>
+    </w:p>
+    <w:p>
+      <w:r>
+        <w:t xml:space="preserve"/>
+      </w:r>
+    </w:p>
+    <w:p>
+      <w:r>
+        <w:t xml:space="preserve">HTTP status: `403 Forbidden`. The code `ORGANIZATION_SUSPENDED` is a new, distinguishable code. It is returned only to callers who have already passed authorization, so it discloses nothing to callers without access. The response contains no `details` field.</w:t>
+      </w:r>
+    </w:p>
+    <w:p>
+      <w:r>
+        <w:t xml:space="preserve"/>
+      </w:r>
+    </w:p>
+    <w:p>
+      <w:r>
+        <w:t xml:space="preserve">Exception: Activate Organization remains available for a SUSPENDED Organization.</w:t>
+      </w:r>
+    </w:p>
+    <w:p>
+      <w:r>
+        <w:t xml:space="preserve"/>
+      </w:r>
+    </w:p>
+    <w:p>
+      <w:r>
+        <w:t xml:space="preserve">Visibility:</w:t>
+      </w:r>
+    </w:p>
+    <w:p>
+      <w:r>
+        <w:t xml:space="preserve">- For platform-privileged callers, List Organizations includes SUSPENDED Organizations, so they can be found and reactivated.</w:t>
+      </w:r>
+    </w:p>
+    <w:p>
+      <w:r>
+        <w:t xml:space="preserve">- Retrieve Organization returns `ORGANIZATION_SUSPENDED` (403) for a SUSPENDED Organization to every caller who passes its authorization check, including platform-privileged callers. Platform privilege does not bypass suspension on the Retrieve endpoint.</w:t>
+      </w:r>
+    </w:p>
+    <w:p>
+      <w:r>
+        <w:t xml:space="preserve">- For all other callers, List Organizations visibility is unchanged (ACTIVE membership, per STORY-003-002).</w:t>
+      </w:r>
+    </w:p>
+    <w:p>
+      <w:r>
+        <w:t xml:space="preserve">- Neither Retrieve Organization nor List Organizations returns `organization_status` in this contract version. Platform-privileged callers identify a SUSPENDED Organization through the `ORGANIZATION_SUSPENDED` response or the audit trail, not from the list payload.</w:t>
+      </w:r>
+    </w:p>
+    <w:p>
+      <w:r>
+        <w:t xml:space="preserve"/>
+      </w:r>
+    </w:p>
+    <w:p>
+      <w:r>
+        <w:t xml:space="preserve">Platform visibility: platform-privileged callers may retrieve and list any Organization, including those they hold no membership in. For Retrieve Organization, this applies only where the Organization is not SUSPENDED (see Visibility above). This extends the visibility rules of Retrieve Organization and List Organizations for these callers only.</w:t>
+      </w:r>
+    </w:p>
+    <w:p>
+      <w:r>
+        <w:t xml:space="preserve"/>
+      </w:r>
+    </w:p>
+    <w:p>
+      <w:r>
+        <w:t xml:space="preserve">---</w:t>
+      </w:r>
+    </w:p>
+    <w:p>
+      <w:r>
+        <w:t xml:space="preserve"/>
+      </w:r>
+    </w:p>
+    <w:p>
+      <w:r>
+        <w:t xml:space="preserve">## Platform Privilege Definition</w:t>
+      </w:r>
+    </w:p>
+    <w:p>
+      <w:r>
+        <w:t xml:space="preserve"/>
+      </w:r>
+    </w:p>
+    <w:p>
+      <w:r>
+        <w:t xml:space="preserve">A platform-privileged User holds an ACTIVE Organization Membership in the SYSTEM organization (MASTER_SPEC §17, "Agencia 0") with role OWNER or ADMIN. This is the only platform-privilege definition in this contract. MEMBER and CLIENT roles in SYSTEM confer no platform privilege. Normal Users added to SYSTEM are CLIENTs and are not platform-privileged.</w:t>
+      </w:r>
+    </w:p>
+    <w:p>
+      <w:r>
+        <w:t xml:space="preserve"/>
+      </w:r>
+    </w:p>
+    <w:p>
+      <w:r>
+        <w:t xml:space="preserve">Platform privilege grants no role inside any other Organization. It does not grant the OWNER-only permissions of Update Organization, Update Organization Branding, or Update Organization Settings.</w:t>
+      </w:r>
+    </w:p>
+    <w:p>
+      <w:r>
+        <w:t xml:space="preserve"/>
+      </w:r>
+    </w:p>
+    <w:p>
+      <w:r>
+        <w:t xml:space="preserve">---</w:t>
+      </w:r>
+    </w:p>
+    <w:p>
+      <w:r>
+        <w:t xml:space="preserve"/>
+      </w:r>
+    </w:p>
+    <w:p>
+      <w:r>
+        <w:t xml:space="preserve">## Audit Record</w:t>
+      </w:r>
+    </w:p>
+    <w:p>
+      <w:r>
+        <w:t xml:space="preserve"/>
+      </w:r>
+    </w:p>
+    <w:p>
+      <w:r>
+        <w:t xml:space="preserve">Each actual status change (ACTIVE to SUSPENDED, or SUSPENDED to ACTIVE) writes exactly one immutable audit record, in the same database transaction as the status change (ADR-007, "Audit Trail"). If the audit record cannot be written, the status change is rolled back and the request returns `INTERNAL_SERVER_ERROR` (500). No status change is ever committed without its audit record.</w:t>
+      </w:r>
+    </w:p>
+    <w:p>
+      <w:r>
+        <w:t xml:space="preserve"/>
+      </w:r>
+    </w:p>
+    <w:p>
+      <w:r>
+        <w:t xml:space="preserve">Record fields:</w:t>
+      </w:r>
+    </w:p>
+    <w:p>
+      <w:r>
+        <w:t xml:space="preserve">- `user_id`: the platform-privileged caller.</w:t>
+      </w:r>
+    </w:p>
+    <w:p>
+      <w:r>
+        <w:t xml:space="preserve">- `organization_id`: the target Organization.</w:t>
+      </w:r>
+    </w:p>
+    <w:p>
+      <w:r>
+        <w:t xml:space="preserve">- `occurred_at`: the time of the change.</w:t>
+      </w:r>
+    </w:p>
+    <w:p>
+      <w:r>
+        <w:t xml:space="preserve">- `action`: `ORGANIZATION_SUSPENDED` or `ORGANIZATION_ACTIVATED`.</w:t>
+      </w:r>
+    </w:p>
+    <w:p>
+      <w:r>
+        <w:t xml:space="preserve">- `resource_type`: `ORGANIZATION`.</w:t>
+      </w:r>
+    </w:p>
+    <w:p>
+      <w:r>
+        <w:t xml:space="preserve">- `resource_id`: the target Organization.</w:t>
+      </w:r>
+    </w:p>
+    <w:p>
+      <w:r>
+        <w:t xml:space="preserve">- `result`: `SUCCESS`.</w:t>
+      </w:r>
+    </w:p>
+    <w:p>
+      <w:r>
+        <w:t xml:space="preserve">- `metadata`: `{ "previousStatus": "ACTIVE" | "SUSPENDED", "newStatus": "ACTIVE" | "SUSPENDED" }`.</w:t>
+      </w:r>
+    </w:p>
+    <w:p>
+      <w:r>
+        <w:t xml:space="preserve"/>
+      </w:r>
+    </w:p>
+    <w:p>
+      <w:r>
+        <w:t xml:space="preserve">Idempotent requests (no state change) write no audit record. Requests denied with 401, 403, or 404 are not audit-logged by this contract. Audit records are append-only: the database rejects UPDATE and DELETE on them for all roles.</w:t>
       </w:r>
     </w:p>
     <w:p>
